--- a/docs/exports/02-KERNEL-INTERNALS.docx
+++ b/docs/exports/02-KERNEL-INTERNALS.docx
@@ -303,7 +303,24 @@
           <w:numId w:val="1001"/>
         </w:numPr>
       </w:pPr>
-      <w:hyperlink w:anchor="Xc3eff8270d5df724ce2336fe4773eb65740169e">
+      <w:hyperlink w:anchor="X39e469d88a0d3c41ac3b8087ce6a04a805edad1">
+        <w:r>
+          <w:rPr>
+            <w:rStyle w:val="Hyperlink"/>
+          </w:rPr>
+          <w:t xml:space="preserve">Network subsystem (WLAN, TCP/IP, NTP)</w:t>
+        </w:r>
+      </w:hyperlink>
+    </w:p>
+    <w:p>
+      <w:pPr>
+        <w:pStyle w:val="Compact"/>
+        <w:numPr>
+          <w:ilvl w:val="0"/>
+          <w:numId w:val="1001"/>
+        </w:numPr>
+      </w:pPr>
+      <w:hyperlink w:anchor="X583b9b3a6adcd7f7eb5886d219a2f8e44dc8e9b">
         <w:r>
           <w:rPr>
             <w:rStyle w:val="Hyperlink"/>
@@ -6881,7 +6898,7 @@
         <w:rPr>
           <w:rStyle w:val="VerbatimChar"/>
         </w:rPr>
-        <w:t xml:space="preserve">KAPI_ABI_VERSION = 17</w:t>
+        <w:t xml:space="preserve">KAPI_ABI_VERSION = 21</w:t>
       </w:r>
       <w:r>
         <w:t xml:space="preserve">. The</w:t>
@@ -7021,7 +7038,67 @@
         <w:t xml:space="preserve">getcwd</w:t>
       </w:r>
       <w:r>
-        <w:t xml:space="preserve">).</w:t>
+        <w:t xml:space="preserve">, v18 =</w:t>
+      </w:r>
+      <w:r>
+        <w:t xml:space="preserve"> </w:t>
+      </w:r>
+      <w:r>
+        <w:rPr>
+          <w:rStyle w:val="VerbatimChar"/>
+        </w:rPr>
+        <w:t xml:space="preserve">stdin_stream</w:t>
+      </w:r>
+      <w:r>
+        <w:t xml:space="preserve">/</w:t>
+      </w:r>
+      <w:r>
+        <w:rPr>
+          <w:rStyle w:val="VerbatimChar"/>
+        </w:rPr>
+        <w:t xml:space="preserve">stdout_stream</w:t>
+      </w:r>
+      <w:r>
+        <w:t xml:space="preserve">,</w:t>
+      </w:r>
+      <w:r>
+        <w:t xml:space="preserve"> </w:t>
+      </w:r>
+      <w:r>
+        <w:t xml:space="preserve">v19 =</w:t>
+      </w:r>
+      <w:r>
+        <w:t xml:space="preserve"> </w:t>
+      </w:r>
+      <w:r>
+        <w:rPr>
+          <w:rStyle w:val="VerbatimChar"/>
+        </w:rPr>
+        <w:t xml:space="preserve">klog_read</w:t>
+      </w:r>
+      <w:r>
+        <w:t xml:space="preserve">, v20 =</w:t>
+      </w:r>
+      <w:r>
+        <w:t xml:space="preserve"> </w:t>
+      </w:r>
+      <w:r>
+        <w:rPr>
+          <w:rStyle w:val="VerbatimChar"/>
+        </w:rPr>
+        <w:t xml:space="preserve">set_verbose</w:t>
+      </w:r>
+      <w:r>
+        <w:t xml:space="preserve">/</w:t>
+      </w:r>
+      <w:r>
+        <w:rPr>
+          <w:rStyle w:val="VerbatimChar"/>
+        </w:rPr>
+        <w:t xml:space="preserve">get_verbose</w:t>
+      </w:r>
+      <w:r>
+        <w:t xml:space="preserve">, v21 = the TCP socket calls).</w:t>
       </w:r>
     </w:p>
     <w:bookmarkEnd w:id="62"/>
@@ -7878,6 +7955,132 @@
           </w:p>
         </w:tc>
       </w:tr>
+      <w:tr>
+        <w:tc>
+          <w:tcPr/>
+          <w:p>
+            <w:pPr>
+              <w:pStyle w:val="Compact"/>
+            </w:pPr>
+            <w:r>
+              <w:t xml:space="preserve">Logging</w:t>
+            </w:r>
+          </w:p>
+        </w:tc>
+        <w:tc>
+          <w:tcPr/>
+          <w:p>
+            <w:pPr>
+              <w:pStyle w:val="Compact"/>
+            </w:pPr>
+            <w:r>
+              <w:rPr>
+                <w:rStyle w:val="VerbatimChar"/>
+              </w:rPr>
+              <w:t xml:space="preserve">klog_read</w:t>
+            </w:r>
+            <w:r>
+              <w:t xml:space="preserve">,</w:t>
+            </w:r>
+            <w:r>
+              <w:t xml:space="preserve"> </w:t>
+            </w:r>
+            <w:r>
+              <w:rPr>
+                <w:rStyle w:val="VerbatimChar"/>
+              </w:rPr>
+              <w:t xml:space="preserve">set_verbose</w:t>
+            </w:r>
+            <w:r>
+              <w:t xml:space="preserve">,</w:t>
+            </w:r>
+            <w:r>
+              <w:t xml:space="preserve"> </w:t>
+            </w:r>
+            <w:r>
+              <w:rPr>
+                <w:rStyle w:val="VerbatimChar"/>
+              </w:rPr>
+              <w:t xml:space="preserve">get_verbose</w:t>
+            </w:r>
+          </w:p>
+        </w:tc>
+      </w:tr>
+      <w:tr>
+        <w:tc>
+          <w:tcPr/>
+          <w:p>
+            <w:pPr>
+              <w:pStyle w:val="Compact"/>
+            </w:pPr>
+            <w:r>
+              <w:t xml:space="preserve">Networking (v21)</w:t>
+            </w:r>
+          </w:p>
+        </w:tc>
+        <w:tc>
+          <w:tcPr/>
+          <w:p>
+            <w:pPr>
+              <w:pStyle w:val="Compact"/>
+            </w:pPr>
+            <w:r>
+              <w:rPr>
+                <w:rStyle w:val="VerbatimChar"/>
+              </w:rPr>
+              <w:t xml:space="preserve">net_status</w:t>
+            </w:r>
+            <w:r>
+              <w:t xml:space="preserve">,</w:t>
+            </w:r>
+            <w:r>
+              <w:t xml:space="preserve"> </w:t>
+            </w:r>
+            <w:r>
+              <w:rPr>
+                <w:rStyle w:val="VerbatimChar"/>
+              </w:rPr>
+              <w:t xml:space="preserve">tcp_connect</w:t>
+            </w:r>
+            <w:r>
+              <w:t xml:space="preserve">,</w:t>
+            </w:r>
+            <w:r>
+              <w:t xml:space="preserve"> </w:t>
+            </w:r>
+            <w:r>
+              <w:rPr>
+                <w:rStyle w:val="VerbatimChar"/>
+              </w:rPr>
+              <w:t xml:space="preserve">tcp_send</w:t>
+            </w:r>
+            <w:r>
+              <w:t xml:space="preserve">,</w:t>
+            </w:r>
+            <w:r>
+              <w:t xml:space="preserve"> </w:t>
+            </w:r>
+            <w:r>
+              <w:rPr>
+                <w:rStyle w:val="VerbatimChar"/>
+              </w:rPr>
+              <w:t xml:space="preserve">tcp_recv</w:t>
+            </w:r>
+            <w:r>
+              <w:t xml:space="preserve">,</w:t>
+            </w:r>
+            <w:r>
+              <w:t xml:space="preserve"> </w:t>
+            </w:r>
+            <w:r>
+              <w:rPr>
+                <w:rStyle w:val="VerbatimChar"/>
+              </w:rPr>
+              <w:t xml:space="preserve">tcp_close</w:t>
+            </w:r>
+          </w:p>
+        </w:tc>
+      </w:tr>
     </w:tbl>
     <w:p>
       <w:pPr>
@@ -10565,13 +10768,13 @@
     </w:p>
     <w:bookmarkEnd w:id="76"/>
     <w:bookmarkEnd w:id="77"/>
-    <w:bookmarkStart w:id="80" w:name="Xc3eff8270d5df724ce2336fe4773eb65740169e"/>
+    <w:bookmarkStart w:id="81" w:name="X39e469d88a0d3c41ac3b8087ce6a04a805edad1"/>
     <w:p>
       <w:pPr>
         <w:pStyle w:val="Heading2"/>
       </w:pPr>
       <w:r>
-        <w:t xml:space="preserve">11. Post-mortem debug console</w:t>
+        <w:t xml:space="preserve">11. Network subsystem (WLAN, TCP/IP, NTP)</w:t>
       </w:r>
     </w:p>
     <w:p>
@@ -10579,12 +10782,959 @@
         <w:pStyle w:val="FirstParagraph"/>
       </w:pPr>
       <w:r>
+        <w:t xml:space="preserve">Sources:</w:t>
+      </w:r>
+      <w:r>
+        <w:t xml:space="preserve"> </w:t>
+      </w:r>
+      <w:hyperlink r:id="rId22">
+        <w:r>
+          <w:rPr>
+            <w:rStyle w:val="VerbatimChar"/>
+          </w:rPr>
+          <w:t xml:space="preserve">kernel/kernel.cpp</w:t>
+        </w:r>
+      </w:hyperlink>
+      <w:r>
+        <w:t xml:space="preserve"> </w:t>
+      </w:r>
+      <w:r>
+        <w:t xml:space="preserve">(</w:t>
+      </w:r>
+      <w:r>
+        <w:rPr>
+          <w:rStyle w:val="VerbatimChar"/>
+        </w:rPr>
+        <w:t xml:space="preserve">CNetBringupTask</w:t>
+      </w:r>
+      <w:r>
+        <w:t xml:space="preserve">),</w:t>
+      </w:r>
+      <w:r>
+        <w:t xml:space="preserve"> </w:t>
+      </w:r>
+      <w:hyperlink r:id="rId78">
+        <w:r>
+          <w:rPr>
+            <w:rStyle w:val="VerbatimChar"/>
+          </w:rPr>
+          <w:t xml:space="preserve">kernel/sys/net.cpp</w:t>
+        </w:r>
+      </w:hyperlink>
+      <w:r>
+        <w:t xml:space="preserve"> </w:t>
+      </w:r>
+      <w:r>
+        <w:t xml:space="preserve">(socket backend),</w:t>
+      </w:r>
+      <w:r>
+        <w:t xml:space="preserve"> </w:t>
+      </w:r>
+      <w:hyperlink r:id="rId79">
+        <w:r>
+          <w:rPr>
+            <w:rStyle w:val="VerbatimChar"/>
+          </w:rPr>
+          <w:t xml:space="preserve">kernel/include/kern/net.h</w:t>
+        </w:r>
+      </w:hyperlink>
+      <w:r>
+        <w:t xml:space="preserve">. Built on Circle's</w:t>
+      </w:r>
+      <w:r>
+        <w:t xml:space="preserve"> </w:t>
+      </w:r>
+      <w:r>
+        <w:rPr>
+          <w:rStyle w:val="VerbatimChar"/>
+        </w:rPr>
+        <w:t xml:space="preserve">lib/net</w:t>
+      </w:r>
+      <w:r>
+        <w:t xml:space="preserve"> </w:t>
+      </w:r>
+      <w:r>
+        <w:t xml:space="preserve">(TCP/IP) + the</w:t>
+      </w:r>
+      <w:r>
+        <w:t xml:space="preserve"> </w:t>
+      </w:r>
+      <w:r>
+        <w:rPr>
+          <w:rStyle w:val="VerbatimChar"/>
+        </w:rPr>
+        <w:t xml:space="preserve">addon/wlan</w:t>
+      </w:r>
+      <w:r>
+        <w:t xml:space="preserve"> </w:t>
+      </w:r>
+      <w:r>
+        <w:t xml:space="preserve">BCM4343 driver +</w:t>
+      </w:r>
+      <w:r>
+        <w:t xml:space="preserve"> </w:t>
+      </w:r>
+      <w:r>
+        <w:rPr>
+          <w:rStyle w:val="VerbatimChar"/>
+        </w:rPr>
+        <w:t xml:space="preserve">wpa_supplicant</w:t>
+      </w:r>
+      <w:r>
+        <w:t xml:space="preserve">, all linked</w:t>
+      </w:r>
+      <w:r>
+        <w:t xml:space="preserve"> </w:t>
+      </w:r>
+      <w:r>
+        <w:t xml:space="preserve">into the kernel (see</w:t>
+      </w:r>
+      <w:r>
+        <w:t xml:space="preserve"> </w:t>
+      </w:r>
+      <w:hyperlink r:id="rId80">
+        <w:r>
+          <w:rPr>
+            <w:rStyle w:val="VerbatimChar"/>
+          </w:rPr>
+          <w:t xml:space="preserve">kernel/Makefile</w:t>
+        </w:r>
+      </w:hyperlink>
+      <w:r>
+        <w:t xml:space="preserve"> </w:t>
+      </w:r>
+      <w:r>
+        <w:rPr>
+          <w:rStyle w:val="VerbatimChar"/>
+        </w:rPr>
+        <w:t xml:space="preserve">LIBS</w:t>
+      </w:r>
+      <w:r>
+        <w:t xml:space="preserve">).</w:t>
+      </w:r>
+    </w:p>
+    <w:p>
+      <w:pPr>
+        <w:pStyle w:val="BodyText"/>
+      </w:pPr>
+      <w:r>
+        <w:rPr>
+          <w:b/>
+          <w:bCs/>
+        </w:rPr>
+        <w:t xml:space="preserve">Phase 1 = the whole stack on the primary core.</w:t>
+      </w:r>
+      <w:r>
+        <w:t xml:space="preserve"> </w:t>
+      </w:r>
+      <w:r>
+        <w:t xml:space="preserve">The user's goal of a</w:t>
+      </w:r>
+      <w:r>
+        <w:t xml:space="preserve"> </w:t>
+      </w:r>
+      <w:r>
+        <w:rPr>
+          <w:i/>
+          <w:iCs/>
+        </w:rPr>
+        <w:t xml:space="preserve">dedicated</w:t>
+      </w:r>
+      <w:r>
+        <w:rPr>
+          <w:i/>
+          <w:iCs/>
+        </w:rPr>
+        <w:t xml:space="preserve"> </w:t>
+      </w:r>
+      <w:r>
+        <w:rPr>
+          <w:i/>
+          <w:iCs/>
+        </w:rPr>
+        <w:t xml:space="preserve">core</w:t>
+      </w:r>
+      <w:r>
+        <w:t xml:space="preserve"> </w:t>
+      </w:r>
+      <w:r>
+        <w:t xml:space="preserve">for the network is deferred (it needs</w:t>
+      </w:r>
+      <w:r>
+        <w:t xml:space="preserve"> </w:t>
+      </w:r>
+      <w:r>
+        <w:rPr>
+          <w:rStyle w:val="VerbatimChar"/>
+        </w:rPr>
+        <w:t xml:space="preserve">CMultiCoreSupport</w:t>
+      </w:r>
+      <w:r>
+        <w:t xml:space="preserve"> </w:t>
+      </w:r>
+      <w:r>
+        <w:t xml:space="preserve">+ cross-core socket</w:t>
+      </w:r>
+      <w:r>
+        <w:t xml:space="preserve"> </w:t>
+      </w:r>
+      <w:r>
+        <w:t xml:space="preserve">queues, a separate sub-project against the single-core cooperative model of §5).</w:t>
+      </w:r>
+    </w:p>
+    <w:p>
+      <w:pPr>
+        <w:pStyle w:val="Compact"/>
+        <w:numPr>
+          <w:ilvl w:val="0"/>
+          <w:numId w:val="1022"/>
+        </w:numPr>
+      </w:pPr>
+      <w:r>
+        <w:rPr>
+          <w:b/>
+          <w:bCs/>
+        </w:rPr>
+        <w:t xml:space="preserve">Bring-up is non-blocking and non-fatal.</w:t>
+      </w:r>
+      <w:r>
+        <w:t xml:space="preserve"> </w:t>
+      </w:r>
+      <w:r>
+        <w:rPr>
+          <w:rStyle w:val="VerbatimChar"/>
+        </w:rPr>
+        <w:t xml:space="preserve">CNetBringupTask</w:t>
+      </w:r>
+      <w:r>
+        <w:t xml:space="preserve"> </w:t>
+      </w:r>
+      <w:r>
+        <w:t xml:space="preserve">(a kernel</w:t>
+      </w:r>
+      <w:r>
+        <w:t xml:space="preserve"> </w:t>
+      </w:r>
+      <w:r>
+        <w:rPr>
+          <w:rStyle w:val="VerbatimChar"/>
+        </w:rPr>
+        <w:t xml:space="preserve">CTask</w:t>
+      </w:r>
+      <w:r>
+        <w:t xml:space="preserve">,</w:t>
+      </w:r>
+      <w:r>
+        <w:t xml:space="preserve"> </w:t>
+      </w:r>
+      <w:r>
+        <w:t xml:space="preserve">started from</w:t>
+      </w:r>
+      <w:r>
+        <w:t xml:space="preserve"> </w:t>
+      </w:r>
+      <w:r>
+        <w:rPr>
+          <w:rStyle w:val="VerbatimChar"/>
+        </w:rPr>
+        <w:t xml:space="preserve">Run()</w:t>
+      </w:r>
+      <w:r>
+        <w:t xml:space="preserve"> </w:t>
+      </w:r>
+      <w:r>
+        <w:t xml:space="preserve">once the SD card is mounted) runs</w:t>
+      </w:r>
+      <w:r>
+        <w:t xml:space="preserve"> </w:t>
+      </w:r>
+      <w:r>
+        <w:rPr>
+          <w:rStyle w:val="VerbatimChar"/>
+        </w:rPr>
+        <w:t xml:space="preserve">CBcm4343Device::Initialize</w:t>
+      </w:r>
+      <w:r>
+        <w:t xml:space="preserve"> </w:t>
+      </w:r>
+      <w:r>
+        <w:t xml:space="preserve">→</w:t>
+      </w:r>
+      <w:r>
+        <w:t xml:space="preserve"> </w:t>
+      </w:r>
+      <w:r>
+        <w:rPr>
+          <w:rStyle w:val="VerbatimChar"/>
+        </w:rPr>
+        <w:t xml:space="preserve">CNetSubSystem::Initialize(FALSE)</w:t>
+      </w:r>
+      <w:r>
+        <w:t xml:space="preserve"> </w:t>
+      </w:r>
+      <w:r>
+        <w:t xml:space="preserve">→</w:t>
+      </w:r>
+      <w:r>
+        <w:t xml:space="preserve"> </w:t>
+      </w:r>
+      <w:r>
+        <w:rPr>
+          <w:rStyle w:val="VerbatimChar"/>
+        </w:rPr>
+        <w:t xml:space="preserve">CWPASupplicant::Initialize</w:t>
+      </w:r>
+      <w:r>
+        <w:t xml:space="preserve">, waits for the</w:t>
+      </w:r>
+      <w:r>
+        <w:t xml:space="preserve"> </w:t>
+      </w:r>
+      <w:r>
+        <w:t xml:space="preserve">DHCP bind, logs</w:t>
+      </w:r>
+      <w:r>
+        <w:t xml:space="preserve"> </w:t>
+      </w:r>
+      <w:r>
+        <w:rPr>
+          <w:rStyle w:val="VerbatimChar"/>
+        </w:rPr>
+        <w:t xml:space="preserve">net: up, IP …</w:t>
+      </w:r>
+      <w:r>
+        <w:t xml:space="preserve">, then</w:t>
+      </w:r>
+      <w:r>
+        <w:t xml:space="preserve"> </w:t>
+      </w:r>
+      <w:r>
+        <w:rPr>
+          <w:b/>
+          <w:bCs/>
+        </w:rPr>
+        <w:t xml:space="preserve">returns</w:t>
+      </w:r>
+      <w:r>
+        <w:t xml:space="preserve"> </w:t>
+      </w:r>
+      <w:r>
+        <w:t xml:space="preserve">(the task ends cleanly). A</w:t>
+      </w:r>
+      <w:r>
+        <w:t xml:space="preserve"> </w:t>
+      </w:r>
+      <w:r>
+        <w:t xml:space="preserve">missing firmware /</w:t>
+      </w:r>
+      <w:r>
+        <w:t xml:space="preserve"> </w:t>
+      </w:r>
+      <w:r>
+        <w:rPr>
+          <w:rStyle w:val="VerbatimChar"/>
+        </w:rPr>
+        <w:t xml:space="preserve">wpa_supplicant.conf</w:t>
+      </w:r>
+      <w:r>
+        <w:t xml:space="preserve"> </w:t>
+      </w:r>
+      <w:r>
+        <w:t xml:space="preserve">/ access point only logs a warning — the</w:t>
+      </w:r>
+      <w:r>
+        <w:t xml:space="preserve"> </w:t>
+      </w:r>
+      <w:r>
+        <w:t xml:space="preserve">GUI boots regardless.</w:t>
+      </w:r>
+    </w:p>
+    <w:p>
+      <w:pPr>
+        <w:pStyle w:val="Compact"/>
+        <w:numPr>
+          <w:ilvl w:val="0"/>
+          <w:numId w:val="1022"/>
+        </w:numPr>
+      </w:pPr>
+      <w:r>
+        <w:rPr>
+          <w:b/>
+          <w:bCs/>
+        </w:rPr>
+        <w:t xml:space="preserve">Self-driving.</w:t>
+      </w:r>
+      <w:r>
+        <w:t xml:space="preserve"> </w:t>
+      </w:r>
+      <w:r>
+        <w:rPr>
+          <w:rStyle w:val="VerbatimChar"/>
+        </w:rPr>
+        <w:t xml:space="preserve">CNetSubSystem::Initialize</w:t>
+      </w:r>
+      <w:r>
+        <w:t xml:space="preserve"> </w:t>
+      </w:r>
+      <w:r>
+        <w:t xml:space="preserve">spawns Circle's own</w:t>
+      </w:r>
+      <w:r>
+        <w:t xml:space="preserve"> </w:t>
+      </w:r>
+      <w:r>
+        <w:rPr>
+          <w:rStyle w:val="VerbatimChar"/>
+        </w:rPr>
+        <w:t xml:space="preserve">CNetTask</w:t>
+      </w:r>
+      <w:r>
+        <w:t xml:space="preserve"> </w:t>
+      </w:r>
+      <w:r>
+        <w:t xml:space="preserve">/</w:t>
+      </w:r>
+      <w:r>
+        <w:t xml:space="preserve"> </w:t>
+      </w:r>
+      <w:r>
+        <w:rPr>
+          <w:rStyle w:val="VerbatimChar"/>
+        </w:rPr>
+        <w:t xml:space="preserve">CPHYTask</w:t>
+      </w:r>
+      <w:r>
+        <w:t xml:space="preserve">; they run as ordinary cooperative tasks on our scheduler (§5), so no</w:t>
+      </w:r>
+      <w:r>
+        <w:t xml:space="preserve"> </w:t>
+      </w:r>
+      <w:r>
+        <w:t xml:space="preserve">explicit pumping is needed. (This is also why the net task is CPU-busy — a</w:t>
+      </w:r>
+      <w:r>
+        <w:t xml:space="preserve"> </w:t>
+      </w:r>
+      <w:r>
+        <w:t xml:space="preserve">motivation for the future dedicated core.)</w:t>
+      </w:r>
+    </w:p>
+    <w:p>
+      <w:pPr>
+        <w:pStyle w:val="Compact"/>
+        <w:numPr>
+          <w:ilvl w:val="0"/>
+          <w:numId w:val="1022"/>
+        </w:numPr>
+      </w:pPr>
+      <w:r>
+        <w:rPr>
+          <w:b/>
+          <w:bCs/>
+        </w:rPr>
+        <w:t xml:space="preserve">Globals.</w:t>
+      </w:r>
+      <w:r>
+        <w:t xml:space="preserve"> </w:t>
+      </w:r>
+      <w:r>
+        <w:rPr>
+          <w:rStyle w:val="VerbatimChar"/>
+        </w:rPr>
+        <w:t xml:space="preserve">g_pNet</w:t>
+      </w:r>
+      <w:r>
+        <w:t xml:space="preserve"> </w:t>
+      </w:r>
+      <w:r>
+        <w:t xml:space="preserve">(the</w:t>
+      </w:r>
+      <w:r>
+        <w:t xml:space="preserve"> </w:t>
+      </w:r>
+      <w:r>
+        <w:rPr>
+          <w:rStyle w:val="VerbatimChar"/>
+        </w:rPr>
+        <w:t xml:space="preserve">CNetSubSystem</w:t>
+      </w:r>
+      <w:r>
+        <w:t xml:space="preserve">) and</w:t>
+      </w:r>
+      <w:r>
+        <w:t xml:space="preserve"> </w:t>
+      </w:r>
+      <w:r>
+        <w:rPr>
+          <w:rStyle w:val="VerbatimChar"/>
+        </w:rPr>
+        <w:t xml:space="preserve">g_bNetUp</w:t>
+      </w:r>
+      <w:r>
+        <w:t xml:space="preserve"> </w:t>
+      </w:r>
+      <w:r>
+        <w:t xml:space="preserve">are published in</w:t>
+      </w:r>
+      <w:r>
+        <w:t xml:space="preserve"> </w:t>
+      </w:r>
+      <w:r>
+        <w:rPr>
+          <w:rStyle w:val="VerbatimChar"/>
+        </w:rPr>
+        <w:t xml:space="preserve">net.h</w:t>
+      </w:r>
+      <w:r>
+        <w:t xml:space="preserve">;</w:t>
+      </w:r>
+      <w:r>
+        <w:t xml:space="preserve"> </w:t>
+      </w:r>
+      <w:r>
+        <w:rPr>
+          <w:rStyle w:val="VerbatimChar"/>
+        </w:rPr>
+        <w:t xml:space="preserve">NetIsUp()</w:t>
+      </w:r>
+      <w:r>
+        <w:t xml:space="preserve"> </w:t>
+      </w:r>
+      <w:r>
+        <w:t xml:space="preserve">gates the socket calls.</w:t>
+      </w:r>
+    </w:p>
+    <w:p>
+      <w:pPr>
+        <w:pStyle w:val="Compact"/>
+        <w:numPr>
+          <w:ilvl w:val="0"/>
+          <w:numId w:val="1022"/>
+        </w:numPr>
+      </w:pPr>
+      <w:r>
+        <w:rPr>
+          <w:b/>
+          <w:bCs/>
+        </w:rPr>
+        <w:t xml:space="preserve">Sockets.</w:t>
+      </w:r>
+      <w:r>
+        <w:t xml:space="preserve"> </w:t>
+      </w:r>
+      <w:r>
+        <w:rPr>
+          <w:rStyle w:val="VerbatimChar"/>
+        </w:rPr>
+        <w:t xml:space="preserve">sys/net.cpp</w:t>
+      </w:r>
+      <w:r>
+        <w:t xml:space="preserve"> </w:t>
+      </w:r>
+      <w:r>
+        <w:t xml:space="preserve">keeps a small table of Circle</w:t>
+      </w:r>
+      <w:r>
+        <w:t xml:space="preserve"> </w:t>
+      </w:r>
+      <w:r>
+        <w:rPr>
+          <w:rStyle w:val="VerbatimChar"/>
+        </w:rPr>
+        <w:t xml:space="preserve">CSocket</w:t>
+      </w:r>
+      <w:r>
+        <w:t xml:space="preserve">s behind integer</w:t>
+      </w:r>
+      <w:r>
+        <w:t xml:space="preserve"> </w:t>
+      </w:r>
+      <w:r>
+        <w:t xml:space="preserve">handles.</w:t>
+      </w:r>
+      <w:r>
+        <w:t xml:space="preserve"> </w:t>
+      </w:r>
+      <w:r>
+        <w:rPr>
+          <w:rStyle w:val="VerbatimChar"/>
+        </w:rPr>
+        <w:t xml:space="preserve">tcp_connect</w:t>
+      </w:r>
+      <w:r>
+        <w:t xml:space="preserve"> </w:t>
+      </w:r>
+      <w:r>
+        <w:t xml:space="preserve">resolves a dotted-quad or a DNS name (</w:t>
+      </w:r>
+      <w:r>
+        <w:rPr>
+          <w:rStyle w:val="VerbatimChar"/>
+        </w:rPr>
+        <w:t xml:space="preserve">CDNSClient</w:t>
+      </w:r>
+      <w:r>
+        <w:t xml:space="preserve">) and</w:t>
+      </w:r>
+      <w:r>
+        <w:t xml:space="preserve"> </w:t>
+      </w:r>
+      <w:r>
+        <w:t xml:space="preserve">connects (blocking, cooperative);</w:t>
+      </w:r>
+      <w:r>
+        <w:t xml:space="preserve"> </w:t>
+      </w:r>
+      <w:r>
+        <w:rPr>
+          <w:rStyle w:val="VerbatimChar"/>
+        </w:rPr>
+        <w:t xml:space="preserve">tcp_send</w:t>
+      </w:r>
+      <w:r>
+        <w:t xml:space="preserve"> </w:t>
+      </w:r>
+      <w:r>
+        <w:t xml:space="preserve">blocks with a 5 s timeout;</w:t>
+      </w:r>
+      <w:r>
+        <w:t xml:space="preserve"> </w:t>
+      </w:r>
+      <w:r>
+        <w:rPr>
+          <w:rStyle w:val="VerbatimChar"/>
+        </w:rPr>
+        <w:t xml:space="preserve">tcp_recv</w:t>
+      </w:r>
+      <w:r>
+        <w:t xml:space="preserve"> </w:t>
+      </w:r>
+      <w:r>
+        <w:t xml:space="preserve">is</w:t>
+      </w:r>
+      <w:r>
+        <w:t xml:space="preserve"> </w:t>
+      </w:r>
+      <w:r>
+        <w:rPr>
+          <w:b/>
+          <w:bCs/>
+        </w:rPr>
+        <w:t xml:space="preserve">non-blocking</w:t>
+      </w:r>
+      <w:r>
+        <w:t xml:space="preserve"> </w:t>
+      </w:r>
+      <w:r>
+        <w:t xml:space="preserve">(so a GUI app polls it from its frame loop);</w:t>
+      </w:r>
+      <w:r>
+        <w:t xml:space="preserve"> </w:t>
+      </w:r>
+      <w:r>
+        <w:rPr>
+          <w:rStyle w:val="VerbatimChar"/>
+        </w:rPr>
+        <w:t xml:space="preserve">tcp_close</w:t>
+      </w:r>
+      <w:r>
+        <w:t xml:space="preserve"> </w:t>
+      </w:r>
+      <w:r>
+        <w:t xml:space="preserve">drops</w:t>
+      </w:r>
+      <w:r>
+        <w:t xml:space="preserve"> </w:t>
+      </w:r>
+      <w:r>
+        <w:t xml:space="preserve">it. Each socket records its</w:t>
+      </w:r>
+      <w:r>
+        <w:t xml:space="preserve"> </w:t>
+      </w:r>
+      <w:r>
+        <w:rPr>
+          <w:b/>
+          <w:bCs/>
+        </w:rPr>
+        <w:t xml:space="preserve">owner pid</w:t>
+      </w:r>
+      <w:r>
+        <w:t xml:space="preserve">, and</w:t>
+      </w:r>
+      <w:r>
+        <w:t xml:space="preserve"> </w:t>
+      </w:r>
+      <w:r>
+        <w:rPr>
+          <w:rStyle w:val="VerbatimChar"/>
+        </w:rPr>
+        <w:t xml:space="preserve">AddressSpaceTaskTerminate</w:t>
+      </w:r>
+      <w:r>
+        <w:t xml:space="preserve"> </w:t>
+      </w:r>
+      <w:r>
+        <w:t xml:space="preserve">calls</w:t>
+      </w:r>
+      <w:r>
+        <w:t xml:space="preserve"> </w:t>
+      </w:r>
+      <w:r>
+        <w:rPr>
+          <w:rStyle w:val="VerbatimChar"/>
+        </w:rPr>
+        <w:t xml:space="preserve">NetCloseByPid</w:t>
+      </w:r>
+      <w:r>
+        <w:t xml:space="preserve"> </w:t>
+      </w:r>
+      <w:r>
+        <w:t xml:space="preserve">so a process that dies without closing does not leak its</w:t>
+      </w:r>
+      <w:r>
+        <w:t xml:space="preserve"> </w:t>
+      </w:r>
+      <w:r>
+        <w:t xml:space="preserve">connections or table slots.</w:t>
+      </w:r>
+    </w:p>
+    <w:p>
+      <w:pPr>
+        <w:pStyle w:val="Compact"/>
+        <w:numPr>
+          <w:ilvl w:val="0"/>
+          <w:numId w:val="1022"/>
+        </w:numPr>
+      </w:pPr>
+      <w:r>
+        <w:rPr>
+          <w:b/>
+          <w:bCs/>
+        </w:rPr>
+        <w:t xml:space="preserve">Clock.</w:t>
+      </w:r>
+      <w:r>
+        <w:t xml:space="preserve"> </w:t>
+      </w:r>
+      <w:r>
+        <w:t xml:space="preserve">Once the link is up the bring-up task starts a</w:t>
+      </w:r>
+      <w:r>
+        <w:t xml:space="preserve"> </w:t>
+      </w:r>
+      <w:r>
+        <w:rPr>
+          <w:rStyle w:val="VerbatimChar"/>
+        </w:rPr>
+        <w:t xml:space="preserve">CNTPDaemon</w:t>
+      </w:r>
+      <w:r>
+        <w:t xml:space="preserve"> </w:t>
+      </w:r>
+      <w:r>
+        <w:t xml:space="preserve">(</w:t>
+      </w:r>
+      <w:r>
+        <w:rPr>
+          <w:rStyle w:val="VerbatimChar"/>
+        </w:rPr>
+        <w:t xml:space="preserve">system.ini ntp=</w:t>
+      </w:r>
+      <w:r>
+        <w:t xml:space="preserve">), which updates</w:t>
+      </w:r>
+      <w:r>
+        <w:t xml:space="preserve"> </w:t>
+      </w:r>
+      <w:r>
+        <w:rPr>
+          <w:rStyle w:val="VerbatimChar"/>
+        </w:rPr>
+        <w:t xml:space="preserve">CTimer</w:t>
+      </w:r>
+      <w:r>
+        <w:t xml:space="preserve">'s wall clock; the boot reads</w:t>
+      </w:r>
+      <w:r>
+        <w:t xml:space="preserve"> </w:t>
+      </w:r>
+      <w:r>
+        <w:rPr>
+          <w:rStyle w:val="VerbatimChar"/>
+        </w:rPr>
+        <w:t xml:space="preserve">system.ini timezone=</w:t>
+      </w:r>
+      <w:r>
+        <w:t xml:space="preserve"> </w:t>
+      </w:r>
+      <w:r>
+        <w:t xml:space="preserve">(minutes from UTC) and calls</w:t>
+      </w:r>
+      <w:r>
+        <w:t xml:space="preserve"> </w:t>
+      </w:r>
+      <w:r>
+        <w:rPr>
+          <w:rStyle w:val="VerbatimChar"/>
+        </w:rPr>
+        <w:t xml:space="preserve">CTimer::SetTimeZone</w:t>
+      </w:r>
+      <w:r>
+        <w:t xml:space="preserve"> </w:t>
+      </w:r>
+      <w:r>
+        <w:t xml:space="preserve">so</w:t>
+      </w:r>
+      <w:r>
+        <w:t xml:space="preserve"> </w:t>
+      </w:r>
+      <w:r>
+        <w:rPr>
+          <w:rStyle w:val="VerbatimChar"/>
+        </w:rPr>
+        <w:t xml:space="preserve">get_datetime</w:t>
+      </w:r>
+      <w:r>
+        <w:t xml:space="preserve">, the agenda and the log timestamps show local time.</w:t>
+      </w:r>
+    </w:p>
+    <w:p>
+      <w:pPr>
+        <w:pStyle w:val="Compact"/>
+        <w:numPr>
+          <w:ilvl w:val="0"/>
+          <w:numId w:val="1022"/>
+        </w:numPr>
+      </w:pPr>
+      <w:r>
+        <w:rPr>
+          <w:b/>
+          <w:bCs/>
+        </w:rPr>
+        <w:t xml:space="preserve">Caveats.</w:t>
+      </w:r>
+      <w:r>
+        <w:t xml:space="preserve"> </w:t>
+      </w:r>
+      <w:r>
+        <w:t xml:space="preserve">Plain-text only (no TLS);</w:t>
+      </w:r>
+      <w:r>
+        <w:t xml:space="preserve"> </w:t>
+      </w:r>
+      <w:r>
+        <w:rPr>
+          <w:rStyle w:val="VerbatimChar"/>
+        </w:rPr>
+        <w:t xml:space="preserve">MAX_TASKS</w:t>
+      </w:r>
+      <w:r>
+        <w:t xml:space="preserve"> </w:t>
+      </w:r>
+      <w:r>
+        <w:t xml:space="preserve">was raised to 40 to fit the net</w:t>
+      </w:r>
+      <w:r>
+        <w:t xml:space="preserve"> </w:t>
+      </w:r>
+      <w:r>
+        <w:t xml:space="preserve">workers; the firmware load uses FatFs and is not locked against concurrent app</w:t>
+      </w:r>
+      <w:r>
+        <w:t xml:space="preserve"> </w:t>
+      </w:r>
+      <w:r>
+        <w:t xml:space="preserve">file I/O (low risk, one-shot at boot).</w:t>
+      </w:r>
+    </w:p>
+    <w:p>
+      <w:pPr>
+        <w:pStyle w:val="FirstParagraph"/>
+      </w:pPr>
+      <w:r>
+        <w:t xml:space="preserve">The apps that use it: the</w:t>
+      </w:r>
+      <w:r>
+        <w:t xml:space="preserve"> </w:t>
+      </w:r>
+      <w:r>
+        <w:rPr>
+          <w:b/>
+          <w:bCs/>
+        </w:rPr>
+        <w:t xml:space="preserve">irc</w:t>
+      </w:r>
+      <w:r>
+        <w:t xml:space="preserve"> </w:t>
+      </w:r>
+      <w:r>
+        <w:t xml:space="preserve">client (</w:t>
+      </w:r>
+      <w:r>
+        <w:rPr>
+          <w:rStyle w:val="VerbatimChar"/>
+        </w:rPr>
+        <w:t xml:space="preserve">user/irc.c</w:t>
+      </w:r>
+      <w:r>
+        <w:t xml:space="preserve">) and the</w:t>
+      </w:r>
+      <w:r>
+        <w:t xml:space="preserve"> </w:t>
+      </w:r>
+      <w:r>
+        <w:rPr>
+          <w:rStyle w:val="VerbatimChar"/>
+          <w:b/>
+          <w:bCs/>
+        </w:rPr>
+        <w:t xml:space="preserve">net</w:t>
+      </w:r>
+      <w:r>
+        <w:t xml:space="preserve"> </w:t>
+      </w:r>
+      <w:r>
+        <w:rPr>
+          <w:rStyle w:val="VerbatimChar"/>
+        </w:rPr>
+        <w:t xml:space="preserve">/bin</w:t>
+      </w:r>
+      <w:r>
+        <w:t xml:space="preserve"> </w:t>
+      </w:r>
+      <w:r>
+        <w:t xml:space="preserve">tool (link status / IP).</w:t>
+      </w:r>
+    </w:p>
+    <w:p>
+      <w:r>
+        <w:pict>
+          <v:rect style="width:0;height:1.5pt" o:hralign="center" o:hrstd="t" o:hr="t"/>
+        </w:pict>
+      </w:r>
+    </w:p>
+    <w:bookmarkEnd w:id="81"/>
+    <w:bookmarkStart w:id="84" w:name="X583b9b3a6adcd7f7eb5886d219a2f8e44dc8e9b"/>
+    <w:p>
+      <w:pPr>
+        <w:pStyle w:val="Heading2"/>
+      </w:pPr>
+      <w:r>
+        <w:t xml:space="preserve">12. Post-mortem debug console</w:t>
+      </w:r>
+    </w:p>
+    <w:p>
+      <w:pPr>
+        <w:pStyle w:val="FirstParagraph"/>
+      </w:pPr>
+      <w:r>
         <w:t xml:space="preserve">Source:</w:t>
       </w:r>
       <w:r>
         <w:t xml:space="preserve"> </w:t>
       </w:r>
-      <w:hyperlink r:id="rId78">
+      <w:hyperlink r:id="rId82">
         <w:r>
           <w:rPr>
             <w:rStyle w:val="VerbatimChar"/>
@@ -10598,7 +11748,7 @@
       <w:r>
         <w:t xml:space="preserve"> </w:t>
       </w:r>
-      <w:hyperlink r:id="rId79">
+      <w:hyperlink r:id="rId83">
         <w:r>
           <w:rPr>
             <w:rStyle w:val="VerbatimChar"/>
@@ -10642,7 +11792,7 @@
         <w:pStyle w:val="Compact"/>
         <w:numPr>
           <w:ilvl w:val="0"/>
-          <w:numId w:val="1022"/>
+          <w:numId w:val="1023"/>
         </w:numPr>
       </w:pPr>
       <w:r>
@@ -10701,7 +11851,7 @@
         <w:pStyle w:val="Compact"/>
         <w:numPr>
           <w:ilvl w:val="0"/>
-          <w:numId w:val="1022"/>
+          <w:numId w:val="1023"/>
         </w:numPr>
       </w:pPr>
       <w:r>
@@ -10763,7 +11913,7 @@
         <w:pStyle w:val="Compact"/>
         <w:numPr>
           <w:ilvl w:val="0"/>
-          <w:numId w:val="1022"/>
+          <w:numId w:val="1023"/>
         </w:numPr>
       </w:pPr>
       <w:r>
@@ -10851,8 +12001,8 @@
         </w:pict>
       </w:r>
     </w:p>
-    <w:bookmarkEnd w:id="80"/>
-    <w:bookmarkStart w:id="81" w:name="annex--useful-constants"/>
+    <w:bookmarkEnd w:id="84"/>
+    <w:bookmarkStart w:id="85" w:name="annex--useful-constants"/>
     <w:p>
       <w:pPr>
         <w:pStyle w:val="Heading2"/>
@@ -11236,7 +12386,7 @@
               <w:pStyle w:val="Compact"/>
             </w:pPr>
             <w:r>
-              <w:t xml:space="preserve">17</w:t>
+              <w:t xml:space="preserve">21</w:t>
             </w:r>
           </w:p>
         </w:tc>
@@ -11248,6 +12398,44 @@
             </w:pPr>
             <w:r>
               <w:t xml:space="preserve">kapi_abi.h</w:t>
+            </w:r>
+          </w:p>
+        </w:tc>
+      </w:tr>
+      <w:tr>
+        <w:tc>
+          <w:tcPr/>
+          <w:p>
+            <w:pPr>
+              <w:pStyle w:val="Compact"/>
+            </w:pPr>
+            <w:r>
+              <w:rPr>
+                <w:rStyle w:val="VerbatimChar"/>
+              </w:rPr>
+              <w:t xml:space="preserve">MAX_TASKS</w:t>
+            </w:r>
+          </w:p>
+        </w:tc>
+        <w:tc>
+          <w:tcPr/>
+          <w:p>
+            <w:pPr>
+              <w:pStyle w:val="Compact"/>
+            </w:pPr>
+            <w:r>
+              <w:t xml:space="preserve">40</w:t>
+            </w:r>
+          </w:p>
+        </w:tc>
+        <w:tc>
+          <w:tcPr/>
+          <w:p>
+            <w:pPr>
+              <w:pStyle w:val="Compact"/>
+            </w:pPr>
+            <w:r>
+              <w:t xml:space="preserve">sysconfig.h</w:t>
             </w:r>
           </w:p>
         </w:tc>
@@ -11402,7 +12590,7 @@
         </w:tc>
       </w:tr>
     </w:tbl>
-    <w:bookmarkEnd w:id="81"/>
+    <w:bookmarkEnd w:id="85"/>
     <w:sectPr>
       <w:footerReference r:id="rId9" w:type="default"/>
       <w:footnotePr>
@@ -12003,6 +13191,9 @@
     <w:abstractNumId w:val="991"/>
   </w:num>
   <w:num w:numId="1022">
+    <w:abstractNumId w:val="991"/>
+  </w:num>
+  <w:num w:numId="1023">
     <w:abstractNumId w:val="991"/>
   </w:num>
 </w:numbering>

--- a/docs/exports/02-KERNEL-INTERNALS.docx
+++ b/docs/exports/02-KERNEL-INTERNALS.docx
@@ -6898,7 +6898,7 @@
         <w:rPr>
           <w:rStyle w:val="VerbatimChar"/>
         </w:rPr>
-        <w:t xml:space="preserve">KAPI_ABI_VERSION = 21</w:t>
+        <w:t xml:space="preserve">KAPI_ABI_VERSION = 22</w:t>
       </w:r>
       <w:r>
         <w:t xml:space="preserve">. The</w:t>
@@ -7098,7 +7098,37 @@
         <w:t xml:space="preserve">get_verbose</w:t>
       </w:r>
       <w:r>
-        <w:t xml:space="preserve">, v21 = the TCP socket calls).</w:t>
+        <w:t xml:space="preserve">, v21 = the TCP socket calls,</w:t>
+      </w:r>
+      <w:r>
+        <w:t xml:space="preserve"> </w:t>
+      </w:r>
+      <w:r>
+        <w:t xml:space="preserve">v22 =</w:t>
+      </w:r>
+      <w:r>
+        <w:t xml:space="preserve"> </w:t>
+      </w:r>
+      <w:r>
+        <w:rPr>
+          <w:rStyle w:val="VerbatimChar"/>
+        </w:rPr>
+        <w:t xml:space="preserve">set_pointer_handler</w:t>
+      </w:r>
+      <w:r>
+        <w:t xml:space="preserve">, v23 =</w:t>
+      </w:r>
+      <w:r>
+        <w:t xml:space="preserve"> </w:t>
+      </w:r>
+      <w:r>
+        <w:rPr>
+          <w:rStyle w:val="VerbatimChar"/>
+        </w:rPr>
+        <w:t xml:space="preserve">meminfo</w:t>
+      </w:r>
+      <w:r>
+        <w:t xml:space="preserve">).</w:t>
       </w:r>
     </w:p>
     <w:bookmarkEnd w:id="62"/>
@@ -7496,6 +7526,24 @@
               </w:rPr>
               <w:t xml:space="preserve">set_click_handler</w:t>
             </w:r>
+            <w:r>
+              <w:t xml:space="preserve">,</w:t>
+            </w:r>
+            <w:r>
+              <w:t xml:space="preserve"> </w:t>
+            </w:r>
+            <w:r>
+              <w:rPr>
+                <w:rStyle w:val="VerbatimChar"/>
+              </w:rPr>
+              <w:t xml:space="preserve">set_pointer_handler</w:t>
+            </w:r>
+            <w:r>
+              <w:t xml:space="preserve"> </w:t>
+            </w:r>
+            <w:r>
+              <w:t xml:space="preserve">(full pointer stream, v22)</w:t>
+            </w:r>
           </w:p>
         </w:tc>
       </w:tr>
@@ -7963,7 +8011,7 @@
               <w:pStyle w:val="Compact"/>
             </w:pPr>
             <w:r>
-              <w:t xml:space="preserve">Logging</w:t>
+              <w:t xml:space="preserve">Logging / memory</w:t>
             </w:r>
           </w:p>
         </w:tc>
@@ -8002,6 +8050,24 @@
                 <w:rStyle w:val="VerbatimChar"/>
               </w:rPr>
               <w:t xml:space="preserve">get_verbose</w:t>
+            </w:r>
+            <w:r>
+              <w:t xml:space="preserve">,</w:t>
+            </w:r>
+            <w:r>
+              <w:t xml:space="preserve"> </w:t>
+            </w:r>
+            <w:r>
+              <w:rPr>
+                <w:rStyle w:val="VerbatimChar"/>
+              </w:rPr>
+              <w:t xml:space="preserve">meminfo</w:t>
+            </w:r>
+            <w:r>
+              <w:t xml:space="preserve"> </w:t>
+            </w:r>
+            <w:r>
+              <w:t xml:space="preserve">(total/free/app KB + page size, v23)</w:t>
             </w:r>
           </w:p>
         </w:tc>
@@ -12386,7 +12452,7 @@
               <w:pStyle w:val="Compact"/>
             </w:pPr>
             <w:r>
-              <w:t xml:space="preserve">21</w:t>
+              <w:t xml:space="preserve">23</w:t>
             </w:r>
           </w:p>
         </w:tc>

--- a/docs/exports/02-KERNEL-INTERNALS.docx
+++ b/docs/exports/02-KERNEL-INTERNALS.docx
@@ -7128,6 +7128,18 @@
         <w:t xml:space="preserve">meminfo</w:t>
       </w:r>
       <w:r>
+        <w:t xml:space="preserve">, v24 =</w:t>
+      </w:r>
+      <w:r>
+        <w:t xml:space="preserve"> </w:t>
+      </w:r>
+      <w:r>
+        <w:rPr>
+          <w:rStyle w:val="VerbatimChar"/>
+        </w:rPr>
+        <w:t xml:space="preserve">sbrk</w:t>
+      </w:r>
+      <w:r>
         <w:t xml:space="preserve">).</w:t>
       </w:r>
     </w:p>
@@ -8067,7 +8079,22 @@
               <w:t xml:space="preserve"> </w:t>
             </w:r>
             <w:r>
-              <w:t xml:space="preserve">(total/free/app KB + page size, v23)</w:t>
+              <w:t xml:space="preserve">(total/free/app KB + page size, v23),</w:t>
+            </w:r>
+            <w:r>
+              <w:t xml:space="preserve"> </w:t>
+            </w:r>
+            <w:r>
+              <w:rPr>
+                <w:rStyle w:val="VerbatimChar"/>
+              </w:rPr>
+              <w:t xml:space="preserve">sbrk</w:t>
+            </w:r>
+            <w:r>
+              <w:t xml:space="preserve"> </w:t>
+            </w:r>
+            <w:r>
+              <w:t xml:space="preserve">(per-process heap, v24)</w:t>
             </w:r>
           </w:p>
         </w:tc>
@@ -12452,7 +12479,7 @@
               <w:pStyle w:val="Compact"/>
             </w:pPr>
             <w:r>
-              <w:t xml:space="preserve">23</w:t>
+              <w:t xml:space="preserve">24</w:t>
             </w:r>
           </w:p>
         </w:tc>
@@ -12464,6 +12491,44 @@
             </w:pPr>
             <w:r>
               <w:t xml:space="preserve">kapi_abi.h</w:t>
+            </w:r>
+          </w:p>
+        </w:tc>
+      </w:tr>
+      <w:tr>
+        <w:tc>
+          <w:tcPr/>
+          <w:p>
+            <w:pPr>
+              <w:pStyle w:val="Compact"/>
+            </w:pPr>
+            <w:r>
+              <w:rPr>
+                <w:rStyle w:val="VerbatimChar"/>
+              </w:rPr>
+              <w:t xml:space="preserve">USER_HEAP_BASE</w:t>
+            </w:r>
+          </w:p>
+        </w:tc>
+        <w:tc>
+          <w:tcPr/>
+          <w:p>
+            <w:pPr>
+              <w:pStyle w:val="Compact"/>
+            </w:pPr>
+            <w:r>
+              <w:t xml:space="preserve">10 GB</w:t>
+            </w:r>
+          </w:p>
+        </w:tc>
+        <w:tc>
+          <w:tcPr/>
+          <w:p>
+            <w:pPr>
+              <w:pStyle w:val="Compact"/>
+            </w:pPr>
+            <w:r>
+              <w:t xml:space="preserve">layout.h</w:t>
             </w:r>
           </w:p>
         </w:tc>

--- a/docs/exports/02-KERNEL-INTERNALS.docx
+++ b/docs/exports/02-KERNEL-INTERNALS.docx
@@ -6898,7 +6898,7 @@
         <w:rPr>
           <w:rStyle w:val="VerbatimChar"/>
         </w:rPr>
-        <w:t xml:space="preserve">KAPI_ABI_VERSION = 22</w:t>
+        <w:t xml:space="preserve">KAPI_ABI_VERSION = 25</w:t>
       </w:r>
       <w:r>
         <w:t xml:space="preserve">. The</w:t>
@@ -7138,6 +7138,18 @@
           <w:rStyle w:val="VerbatimChar"/>
         </w:rPr>
         <w:t xml:space="preserve">sbrk</w:t>
+      </w:r>
+      <w:r>
+        <w:t xml:space="preserve">, v25 =</w:t>
+      </w:r>
+      <w:r>
+        <w:t xml:space="preserve"> </w:t>
+      </w:r>
+      <w:r>
+        <w:rPr>
+          <w:rStyle w:val="VerbatimChar"/>
+        </w:rPr>
+        <w:t xml:space="preserve">reboot</w:t>
       </w:r>
       <w:r>
         <w:t xml:space="preserve">).</w:t>
@@ -8170,6 +8182,52 @@
                 <w:rStyle w:val="VerbatimChar"/>
               </w:rPr>
               <w:t xml:space="preserve">tcp_close</w:t>
+            </w:r>
+          </w:p>
+        </w:tc>
+      </w:tr>
+      <w:tr>
+        <w:tc>
+          <w:tcPr/>
+          <w:p>
+            <w:pPr>
+              <w:pStyle w:val="Compact"/>
+            </w:pPr>
+            <w:r>
+              <w:t xml:space="preserve">Power (v25)</w:t>
+            </w:r>
+          </w:p>
+        </w:tc>
+        <w:tc>
+          <w:tcPr/>
+          <w:p>
+            <w:pPr>
+              <w:pStyle w:val="Compact"/>
+            </w:pPr>
+            <w:r>
+              <w:rPr>
+                <w:rStyle w:val="VerbatimChar"/>
+              </w:rPr>
+              <w:t xml:space="preserve">reboot</w:t>
+            </w:r>
+            <w:r>
+              <w:t xml:space="preserve"> </w:t>
+            </w:r>
+            <w:r>
+              <w:t xml:space="preserve">(restart the machine — applies settings read only at boot, e.g. the WLAN config rewritten by</w:t>
+            </w:r>
+            <w:r>
+              <w:t xml:space="preserve"> </w:t>
+            </w:r>
+            <w:r>
+              <w:rPr>
+                <w:i/>
+                <w:iCs/>
+              </w:rPr>
+              <w:t xml:space="preserve">wpaconf</w:t>
+            </w:r>
+            <w:r>
+              <w:t xml:space="preserve">)</w:t>
             </w:r>
           </w:p>
         </w:tc>
@@ -12479,7 +12537,7 @@
               <w:pStyle w:val="Compact"/>
             </w:pPr>
             <w:r>
-              <w:t xml:space="preserve">24</w:t>
+              <w:t xml:space="preserve">25</w:t>
             </w:r>
           </w:p>
         </w:tc>

--- a/docs/exports/02-KERNEL-INTERNALS.docx
+++ b/docs/exports/02-KERNEL-INTERNALS.docx
@@ -6898,7 +6898,7 @@
         <w:rPr>
           <w:rStyle w:val="VerbatimChar"/>
         </w:rPr>
-        <w:t xml:space="preserve">KAPI_ABI_VERSION = 25</w:t>
+        <w:t xml:space="preserve">KAPI_ABI_VERSION = 26</w:t>
       </w:r>
       <w:r>
         <w:t xml:space="preserve">. The</w:t>
@@ -7150,6 +7150,24 @@
           <w:rStyle w:val="VerbatimChar"/>
         </w:rPr>
         <w:t xml:space="preserve">reboot</w:t>
+      </w:r>
+      <w:r>
+        <w:t xml:space="preserve">,</w:t>
+      </w:r>
+      <w:r>
+        <w:t xml:space="preserve"> </w:t>
+      </w:r>
+      <w:r>
+        <w:t xml:space="preserve">v26 =</w:t>
+      </w:r>
+      <w:r>
+        <w:t xml:space="preserve"> </w:t>
+      </w:r>
+      <w:r>
+        <w:rPr>
+          <w:rStyle w:val="VerbatimChar"/>
+        </w:rPr>
+        <w:t xml:space="preserve">kbd_ready</w:t>
       </w:r>
       <w:r>
         <w:t xml:space="preserve">).</w:t>
@@ -8014,6 +8032,36 @@
             </w:r>
             <w:r>
               <w:t xml:space="preserve">,</w:t>
+            </w:r>
+            <w:r>
+              <w:t xml:space="preserve"> </w:t>
+            </w:r>
+            <w:r>
+              <w:rPr>
+                <w:rStyle w:val="VerbatimChar"/>
+              </w:rPr>
+              <w:t xml:space="preserve">kbd_ready</w:t>
+            </w:r>
+            <w:r>
+              <w:t xml:space="preserve"> </w:t>
+            </w:r>
+            <w:r>
+              <w:t xml:space="preserve">(USB keyboard attached? — the</w:t>
+            </w:r>
+            <w:r>
+              <w:t xml:space="preserve"> </w:t>
+            </w:r>
+            <w:r>
+              <w:rPr>
+                <w:rStyle w:val="VerbatimChar"/>
+              </w:rPr>
+              <w:t xml:space="preserve">keyb</w:t>
+            </w:r>
+            <w:r>
+              <w:t xml:space="preserve"> </w:t>
+            </w:r>
+            <w:r>
+              <w:t xml:space="preserve">tool polls it at boot, v26),</w:t>
             </w:r>
             <w:r>
               <w:t xml:space="preserve"> </w:t>
@@ -12537,7 +12585,7 @@
               <w:pStyle w:val="Compact"/>
             </w:pPr>
             <w:r>
-              <w:t xml:space="preserve">25</w:t>
+              <w:t xml:space="preserve">26</w:t>
             </w:r>
           </w:p>
         </w:tc>

--- a/docs/exports/02-KERNEL-INTERNALS.docx
+++ b/docs/exports/02-KERNEL-INTERNALS.docx
@@ -6898,7 +6898,7 @@
         <w:rPr>
           <w:rStyle w:val="VerbatimChar"/>
         </w:rPr>
-        <w:t xml:space="preserve">KAPI_ABI_VERSION = 26</w:t>
+        <w:t xml:space="preserve">KAPI_ABI_VERSION = 27</w:t>
       </w:r>
       <w:r>
         <w:t xml:space="preserve">. The</w:t>
@@ -7168,6 +7168,18 @@
           <w:rStyle w:val="VerbatimChar"/>
         </w:rPr>
         <w:t xml:space="preserve">kbd_ready</w:t>
+      </w:r>
+      <w:r>
+        <w:t xml:space="preserve">, v27 =</w:t>
+      </w:r>
+      <w:r>
+        <w:t xml:space="preserve"> </w:t>
+      </w:r>
+      <w:r>
+        <w:rPr>
+          <w:rStyle w:val="VerbatimChar"/>
+        </w:rPr>
+        <w:t xml:space="preserve">set_keymap_data</w:t>
       </w:r>
       <w:r>
         <w:t xml:space="preserve">).</w:t>
@@ -8062,6 +8074,36 @@
             </w:r>
             <w:r>
               <w:t xml:space="preserve">tool polls it at boot, v26),</w:t>
+            </w:r>
+            <w:r>
+              <w:t xml:space="preserve"> </w:t>
+            </w:r>
+            <w:r>
+              <w:rPr>
+                <w:rStyle w:val="VerbatimChar"/>
+              </w:rPr>
+              <w:t xml:space="preserve">set_keymap_data</w:t>
+            </w:r>
+            <w:r>
+              <w:t xml:space="preserve"> </w:t>
+            </w:r>
+            <w:r>
+              <w:t xml:space="preserve">(load a layout from a</w:t>
+            </w:r>
+            <w:r>
+              <w:t xml:space="preserve"> </w:t>
+            </w:r>
+            <w:r>
+              <w:rPr>
+                <w:rStyle w:val="VerbatimChar"/>
+              </w:rPr>
+              <w:t xml:space="preserve">.kmap</w:t>
+            </w:r>
+            <w:r>
+              <w:t xml:space="preserve"> </w:t>
+            </w:r>
+            <w:r>
+              <w:t xml:space="preserve">blob, v27),</w:t>
             </w:r>
             <w:r>
               <w:t xml:space="preserve"> </w:t>
@@ -12585,7 +12627,7 @@
               <w:pStyle w:val="Compact"/>
             </w:pPr>
             <w:r>
-              <w:t xml:space="preserve">26</w:t>
+              <w:t xml:space="preserve">27</w:t>
             </w:r>
           </w:p>
         </w:tc>

--- a/docs/exports/02-KERNEL-INTERNALS.docx
+++ b/docs/exports/02-KERNEL-INTERNALS.docx
@@ -1638,37 +1638,118 @@
         </w:numPr>
       </w:pPr>
       <w:r>
-        <w:t xml:space="preserve">Reads</w:t>
-      </w:r>
-      <w:r>
-        <w:t xml:space="preserve"> </w:t>
-      </w:r>
-      <w:r>
-        <w:rPr>
-          <w:rStyle w:val="VerbatimChar"/>
-        </w:rPr>
-        <w:t xml:space="preserve">SD:apps/autostart.txt</w:t>
-      </w:r>
-      <w:r>
-        <w:t xml:space="preserve"> </w:t>
-      </w:r>
-      <w:r>
-        <w:t xml:space="preserve">and launches one task per line (</w:t>
-      </w:r>
-      <w:r>
-        <w:rPr>
-          <w:rStyle w:val="VerbatimChar"/>
-        </w:rPr>
-        <w:t xml:space="preserve">LaunchApp</w:t>
-      </w:r>
-      <w:r>
-        <w:t xml:space="preserve">).</w:t>
-      </w:r>
-      <w:r>
-        <w:t xml:space="preserve"> </w:t>
-      </w:r>
-      <w:r>
-        <w:t xml:space="preserve">By default:</w:t>
+        <w:t xml:space="preserve">Launches the</w:t>
+      </w:r>
+      <w:r>
+        <w:t xml:space="preserve"> </w:t>
+      </w:r>
+      <w:r>
+        <w:rPr>
+          <w:b/>
+          <w:bCs/>
+        </w:rPr>
+        <w:t xml:space="preserve">init program</w:t>
+      </w:r>
+      <w:r>
+        <w:t xml:space="preserve"> </w:t>
+      </w:r>
+      <w:r>
+        <w:t xml:space="preserve">(</w:t>
+      </w:r>
+      <w:r>
+        <w:rPr>
+          <w:rStyle w:val="VerbatimChar"/>
+        </w:rPr>
+        <w:t xml:space="preserve">StartAutostart</w:t>
+      </w:r>
+      <w:r>
+        <w:t xml:space="preserve">): the ELF named by the</w:t>
+      </w:r>
+      <w:r>
+        <w:t xml:space="preserve"> </w:t>
+      </w:r>
+      <w:r>
+        <w:rPr>
+          <w:rStyle w:val="VerbatimChar"/>
+        </w:rPr>
+        <w:t xml:space="preserve">cmdline.txt</w:t>
+      </w:r>
+      <w:r>
+        <w:t xml:space="preserve"> </w:t>
+      </w:r>
+      <w:r>
+        <w:t xml:space="preserve">option</w:t>
+      </w:r>
+      <w:r>
+        <w:t xml:space="preserve"> </w:t>
+      </w:r>
+      <w:r>
+        <w:rPr>
+          <w:rStyle w:val="VerbatimChar"/>
+          <w:b/>
+          <w:bCs/>
+        </w:rPr>
+        <w:t xml:space="preserve">init=</w:t>
+      </w:r>
+      <w:r>
+        <w:t xml:space="preserve"> </w:t>
+      </w:r>
+      <w:r>
+        <w:t xml:space="preserve">(e.g.</w:t>
+      </w:r>
+      <w:r>
+        <w:t xml:space="preserve"> </w:t>
+      </w:r>
+      <w:r>
+        <w:rPr>
+          <w:rStyle w:val="VerbatimChar"/>
+        </w:rPr>
+        <w:t xml:space="preserve">init=SD:/bin/init.elf</w:t>
+      </w:r>
+      <w:r>
+        <w:t xml:space="preserve">), defaulting to</w:t>
+      </w:r>
+      <w:r>
+        <w:t xml:space="preserve"> </w:t>
+      </w:r>
+      <w:r>
+        <w:rPr>
+          <w:rStyle w:val="VerbatimChar"/>
+        </w:rPr>
+        <w:t xml:space="preserve">SD:bin/init.elf</w:t>
+      </w:r>
+      <w:r>
+        <w:t xml:space="preserve"> </w:t>
+      </w:r>
+      <w:r>
+        <w:t xml:space="preserve">when the option is absent. The kernel does not parse any launch list itself —</w:t>
+      </w:r>
+      <w:r>
+        <w:t xml:space="preserve"> </w:t>
+      </w:r>
+      <w:r>
+        <w:t xml:space="preserve">init (PID-1 style) reads</w:t>
+      </w:r>
+      <w:r>
+        <w:t xml:space="preserve"> </w:t>
+      </w:r>
+      <w:r>
+        <w:rPr>
+          <w:rStyle w:val="VerbatimChar"/>
+        </w:rPr>
+        <w:t xml:space="preserve">SD:/etc/autostart</w:t>
+      </w:r>
+      <w:r>
+        <w:t xml:space="preserve"> </w:t>
+      </w:r>
+      <w:r>
+        <w:t xml:space="preserve">and starts everything from there</w:t>
+      </w:r>
+      <w:r>
+        <w:t xml:space="preserve"> </w:t>
+      </w:r>
+      <w:r>
+        <w:t xml:space="preserve">(by default</w:t>
       </w:r>
       <w:r>
         <w:t xml:space="preserve"> </w:t>
@@ -1680,10 +1761,7 @@
         <w:t xml:space="preserve">voronoy</w:t>
       </w:r>
       <w:r>
-        <w:t xml:space="preserve"> </w:t>
-      </w:r>
-      <w:r>
-        <w:t xml:space="preserve">(paints the wallpaper then exits) and</w:t>
+        <w:t xml:space="preserve">, which paints the wallpaper then exits, and</w:t>
       </w:r>
       <w:r>
         <w:t xml:space="preserve"> </w:t>
@@ -1695,10 +1773,34 @@
         <w:t xml:space="preserve">panel</w:t>
       </w:r>
       <w:r>
-        <w:t xml:space="preserve"> </w:t>
-      </w:r>
-      <w:r>
-        <w:t xml:space="preserve">(the shell).</w:t>
+        <w:t xml:space="preserve">, the</w:t>
+      </w:r>
+      <w:r>
+        <w:t xml:space="preserve"> </w:t>
+      </w:r>
+      <w:r>
+        <w:t xml:space="preserve">shell). Pointing</w:t>
+      </w:r>
+      <w:r>
+        <w:t xml:space="preserve"> </w:t>
+      </w:r>
+      <w:r>
+        <w:rPr>
+          <w:rStyle w:val="VerbatimChar"/>
+        </w:rPr>
+        <w:t xml:space="preserve">init=</w:t>
+      </w:r>
+      <w:r>
+        <w:t xml:space="preserve"> </w:t>
+      </w:r>
+      <w:r>
+        <w:t xml:space="preserve">at a different ELF swaps the whole userland launcher</w:t>
+      </w:r>
+      <w:r>
+        <w:t xml:space="preserve"> </w:t>
+      </w:r>
+      <w:r>
+        <w:t xml:space="preserve">(e.g. a recovery shell) without rebuilding the kernel.</w:t>
       </w:r>
     </w:p>
     <w:p>
@@ -8031,7 +8133,54 @@
               <w:t xml:space="preserve">set_keymap</w:t>
             </w:r>
             <w:r>
-              <w:t xml:space="preserve">,</w:t>
+              <w:t xml:space="preserve"> </w:t>
+            </w:r>
+            <w:r>
+              <w:t xml:space="preserve">(load a country map</w:t>
+            </w:r>
+            <w:r>
+              <w:t xml:space="preserve"> </w:t>
+            </w:r>
+            <w:r>
+              <w:rPr>
+                <w:i/>
+                <w:iCs/>
+              </w:rPr>
+              <w:t xml:space="preserve">by name</w:t>
+            </w:r>
+            <w:r>
+              <w:t xml:space="preserve"> </w:t>
+            </w:r>
+            <w:r>
+              <w:t xml:space="preserve">— deprecated: the kernel compiles in</w:t>
+            </w:r>
+            <w:r>
+              <w:t xml:space="preserve"> </w:t>
+            </w:r>
+            <w:r>
+              <w:rPr>
+                <w:b/>
+                <w:bCs/>
+              </w:rPr>
+              <w:t xml:space="preserve">no</w:t>
+            </w:r>
+            <w:r>
+              <w:t xml:space="preserve"> </w:t>
+            </w:r>
+            <w:r>
+              <w:t xml:space="preserve">maps, so it always returns 0; use</w:t>
+            </w:r>
+            <w:r>
+              <w:t xml:space="preserve"> </w:t>
+            </w:r>
+            <w:r>
+              <w:rPr>
+                <w:rStyle w:val="VerbatimChar"/>
+              </w:rPr>
+              <w:t xml:space="preserve">set_keymap_data</w:t>
+            </w:r>
+            <w:r>
+              <w:t xml:space="preserve">),</w:t>
             </w:r>
             <w:r>
               <w:t xml:space="preserve"> </w:t>

--- a/docs/exports/02-KERNEL-INTERNALS.docx
+++ b/docs/exports/02-KERNEL-INTERNALS.docx
@@ -5408,7 +5408,7 @@
         <w:t xml:space="preserve"> </w:t>
       </w:r>
       <w:r>
-        <w:t xml:space="preserve">(272 bytes):</w:t>
+        <w:t xml:space="preserve">(800 bytes):</w:t>
       </w:r>
       <w:r>
         <w:t xml:space="preserve"> </w:t>
@@ -5456,6 +5456,66 @@
         <w:t xml:space="preserve">spsr_el1</w:t>
       </w:r>
       <w:r>
+        <w:t xml:space="preserve">, then the full</w:t>
+      </w:r>
+      <w:r>
+        <w:t xml:space="preserve"> </w:t>
+      </w:r>
+      <w:r>
+        <w:t xml:space="preserve">FP/SIMD state —</w:t>
+      </w:r>
+      <w:r>
+        <w:t xml:space="preserve"> </w:t>
+      </w:r>
+      <w:r>
+        <w:rPr>
+          <w:rStyle w:val="VerbatimChar"/>
+        </w:rPr>
+        <w:t xml:space="preserve">v[0..31]</w:t>
+      </w:r>
+      <w:r>
+        <w:t xml:space="preserve"> </w:t>
+      </w:r>
+      <w:r>
+        <w:t xml:space="preserve">(the 128-bit</w:t>
+      </w:r>
+      <w:r>
+        <w:t xml:space="preserve"> </w:t>
+      </w:r>
+      <w:r>
+        <w:rPr>
+          <w:rStyle w:val="VerbatimChar"/>
+        </w:rPr>
+        <w:t xml:space="preserve">q</w:t>
+      </w:r>
+      <w:r>
+        <w:t xml:space="preserve"> </w:t>
+      </w:r>
+      <w:r>
+        <w:t xml:space="preserve">registers),</w:t>
+      </w:r>
+      <w:r>
+        <w:t xml:space="preserve"> </w:t>
+      </w:r>
+      <w:r>
+        <w:rPr>
+          <w:rStyle w:val="VerbatimChar"/>
+        </w:rPr>
+        <w:t xml:space="preserve">fpsr</w:t>
+      </w:r>
+      <w:r>
+        <w:t xml:space="preserve">,</w:t>
+      </w:r>
+      <w:r>
+        <w:t xml:space="preserve"> </w:t>
+      </w:r>
+      <w:r>
+        <w:rPr>
+          <w:rStyle w:val="VerbatimChar"/>
+        </w:rPr>
+        <w:t xml:space="preserve">fpcr</w:t>
+      </w:r>
+      <w:r>
         <w:t xml:space="preserve">. Saved by the</w:t>
       </w:r>
       <w:r>
@@ -5477,7 +5537,188 @@
         <w:t xml:space="preserve"> </w:t>
       </w:r>
       <w:r>
-        <w:t xml:space="preserve">onto the stack on exception entry.</w:t>
+        <w:t xml:space="preserve">onto the stack on exception entry, restored by</w:t>
+      </w:r>
+      <w:r>
+        <w:t xml:space="preserve"> </w:t>
+      </w:r>
+      <w:r>
+        <w:rPr>
+          <w:rStyle w:val="VerbatimChar"/>
+        </w:rPr>
+        <w:t xml:space="preserve">RESTORE_TRAP_ERET</w:t>
+      </w:r>
+      <w:r>
+        <w:t xml:space="preserve">.</w:t>
+      </w:r>
+    </w:p>
+    <w:p>
+      <w:pPr>
+        <w:pStyle w:val="BodyText"/>
+      </w:pPr>
+      <w:r>
+        <w:t xml:space="preserve">The FP/SIMD block is saved on</w:t>
+      </w:r>
+      <w:r>
+        <w:t xml:space="preserve"> </w:t>
+      </w:r>
+      <w:r>
+        <w:rPr>
+          <w:b/>
+          <w:bCs/>
+        </w:rPr>
+        <w:t xml:space="preserve">every</w:t>
+      </w:r>
+      <w:r>
+        <w:t xml:space="preserve"> </w:t>
+      </w:r>
+      <w:r>
+        <w:t xml:space="preserve">trap so floating-point user code keeps its</w:t>
+      </w:r>
+      <w:r>
+        <w:t xml:space="preserve"> </w:t>
+      </w:r>
+      <w:r>
+        <w:t xml:space="preserve">registers across a context switch. The cooperative</w:t>
+      </w:r>
+      <w:r>
+        <w:t xml:space="preserve"> </w:t>
+      </w:r>
+      <w:r>
+        <w:rPr>
+          <w:rStyle w:val="VerbatimChar"/>
+        </w:rPr>
+        <w:t xml:space="preserve">TaskSwitch</w:t>
+      </w:r>
+      <w:r>
+        <w:t xml:space="preserve"> </w:t>
+      </w:r>
+      <w:r>
+        <w:t xml:space="preserve">(Circle) only</w:t>
+      </w:r>
+      <w:r>
+        <w:t xml:space="preserve"> </w:t>
+      </w:r>
+      <w:r>
+        <w:t xml:space="preserve">preserves the callee-saved</w:t>
+      </w:r>
+      <w:r>
+        <w:t xml:space="preserve"> </w:t>
+      </w:r>
+      <w:r>
+        <w:rPr>
+          <w:rStyle w:val="VerbatimChar"/>
+        </w:rPr>
+        <w:t xml:space="preserve">d8–d15</w:t>
+      </w:r>
+      <w:r>
+        <w:t xml:space="preserve"> </w:t>
+      </w:r>
+      <w:r>
+        <w:t xml:space="preserve">mandated by the AArch64 PCS — enough for a</w:t>
+      </w:r>
+      <w:r>
+        <w:t xml:space="preserve"> </w:t>
+      </w:r>
+      <w:r>
+        <w:t xml:space="preserve">voluntary</w:t>
+      </w:r>
+      <w:r>
+        <w:t xml:space="preserve"> </w:t>
+      </w:r>
+      <w:r>
+        <w:rPr>
+          <w:rStyle w:val="VerbatimChar"/>
+        </w:rPr>
+        <w:t xml:space="preserve">Yield()</w:t>
+      </w:r>
+      <w:r>
+        <w:t xml:space="preserve">, but</w:t>
+      </w:r>
+      <w:r>
+        <w:t xml:space="preserve"> </w:t>
+      </w:r>
+      <w:r>
+        <w:rPr>
+          <w:b/>
+          <w:bCs/>
+        </w:rPr>
+        <w:t xml:space="preserve">not</w:t>
+      </w:r>
+      <w:r>
+        <w:t xml:space="preserve"> </w:t>
+      </w:r>
+      <w:r>
+        <w:t xml:space="preserve">enough should a trap ever preempt a thread</w:t>
+      </w:r>
+      <w:r>
+        <w:t xml:space="preserve"> </w:t>
+      </w:r>
+      <w:r>
+        <w:t xml:space="preserve">mid-computation. Saving the whole register file here makes hardware float correct</w:t>
+      </w:r>
+      <w:r>
+        <w:t xml:space="preserve"> </w:t>
+      </w:r>
+      <w:r>
+        <w:t xml:space="preserve">under both the current cooperative scheduling and a future preemptive switch from</w:t>
+      </w:r>
+      <w:r>
+        <w:t xml:space="preserve"> </w:t>
+      </w:r>
+      <w:r>
+        <w:t xml:space="preserve">the IRQ-exit path. FP/SIMD is enabled at EL0/EL1 at boot (</w:t>
+      </w:r>
+      <w:r>
+        <w:rPr>
+          <w:rStyle w:val="VerbatimChar"/>
+        </w:rPr>
+        <w:t xml:space="preserve">CPACR_EL1</w:t>
+      </w:r>
+      <w:r>
+        <w:t xml:space="preserve">,</w:t>
+      </w:r>
+      <w:r>
+        <w:t xml:space="preserve"> </w:t>
+      </w:r>
+      <w:r>
+        <w:rPr>
+          <w:rStyle w:val="VerbatimChar"/>
+        </w:rPr>
+        <w:t xml:space="preserve">circle/lib/startup64.S</w:t>
+      </w:r>
+      <w:r>
+        <w:t xml:space="preserve">), so the</w:t>
+      </w:r>
+      <w:r>
+        <w:t xml:space="preserve"> </w:t>
+      </w:r>
+      <w:r>
+        <w:rPr>
+          <w:rStyle w:val="VerbatimChar"/>
+        </w:rPr>
+        <w:t xml:space="preserve">stp</w:t>
+      </w:r>
+      <w:r>
+        <w:t xml:space="preserve">/</w:t>
+      </w:r>
+      <w:r>
+        <w:rPr>
+          <w:rStyle w:val="VerbatimChar"/>
+        </w:rPr>
+        <w:t xml:space="preserve">ldp</w:t>
+      </w:r>
+      <w:r>
+        <w:t xml:space="preserve"> </w:t>
+      </w:r>
+      <w:r>
+        <w:rPr>
+          <w:rStyle w:val="VerbatimChar"/>
+        </w:rPr>
+        <w:t xml:space="preserve">q</w:t>
+      </w:r>
+      <w:r>
+        <w:t xml:space="preserve">-register forms never trap.</w:t>
       </w:r>
     </w:p>
     <w:bookmarkEnd w:id="48"/>
@@ -7284,7 +7525,52 @@
         <w:t xml:space="preserve">set_keymap_data</w:t>
       </w:r>
       <w:r>
-        <w:t xml:space="preserve">).</w:t>
+        <w:t xml:space="preserve">, v28 =</w:t>
+      </w:r>
+      <w:r>
+        <w:t xml:space="preserve"> </w:t>
+      </w:r>
+      <w:r>
+        <w:rPr>
+          <w:rStyle w:val="VerbatimChar"/>
+        </w:rPr>
+        <w:t xml:space="preserve">get_chrome</w:t>
+      </w:r>
+      <w:r>
+        <w:t xml:space="preserve">/</w:t>
+      </w:r>
+      <w:r>
+        <w:rPr>
+          <w:rStyle w:val="VerbatimChar"/>
+        </w:rPr>
+        <w:t xml:space="preserve">draw_text_buf</w:t>
+      </w:r>
+      <w:r>
+        <w:t xml:space="preserve"> </w:t>
+      </w:r>
+      <w:r>
+        <w:t xml:space="preserve">(user-side window chrome), v29 = compat break (kernel-drawn widget API removed, table</w:t>
+      </w:r>
+      <w:r>
+        <w:t xml:space="preserve"> </w:t>
+      </w:r>
+      <w:r>
+        <w:t xml:space="preserve">consolidated), v30 =</w:t>
+      </w:r>
+      <w:r>
+        <w:t xml:space="preserve"> </w:t>
+      </w:r>
+      <w:r>
+        <w:rPr>
+          <w:rStyle w:val="VerbatimChar"/>
+        </w:rPr>
+        <w:t xml:space="preserve">random</w:t>
+      </w:r>
+      <w:r>
+        <w:t xml:space="preserve"> </w:t>
+      </w:r>
+      <w:r>
+        <w:t xml:space="preserve">(hardware RNG)).</w:t>
       </w:r>
     </w:p>
     <w:bookmarkEnd w:id="62"/>
@@ -8467,6 +8753,79 @@
             </w:r>
             <w:r>
               <w:t xml:space="preserve">)</w:t>
+            </w:r>
+          </w:p>
+        </w:tc>
+      </w:tr>
+      <w:tr>
+        <w:tc>
+          <w:tcPr/>
+          <w:p>
+            <w:pPr>
+              <w:pStyle w:val="Compact"/>
+            </w:pPr>
+            <w:r>
+              <w:t xml:space="preserve">Crypto (v30)</w:t>
+            </w:r>
+          </w:p>
+        </w:tc>
+        <w:tc>
+          <w:tcPr/>
+          <w:p>
+            <w:pPr>
+              <w:pStyle w:val="Compact"/>
+            </w:pPr>
+            <w:r>
+              <w:rPr>
+                <w:rStyle w:val="VerbatimChar"/>
+              </w:rPr>
+              <w:t xml:space="preserve">random</w:t>
+            </w:r>
+            <w:r>
+              <w:t xml:space="preserve"> </w:t>
+            </w:r>
+            <w:r>
+              <w:t xml:space="preserve">(fill a buffer from the Pi's</w:t>
+            </w:r>
+            <w:r>
+              <w:t xml:space="preserve"> </w:t>
+            </w:r>
+            <w:r>
+              <w:rPr>
+                <w:b/>
+                <w:bCs/>
+              </w:rPr>
+              <w:t xml:space="preserve">hardware RNG</w:t>
+            </w:r>
+            <w:r>
+              <w:t xml:space="preserve">, Circle</w:t>
+            </w:r>
+            <w:r>
+              <w:t xml:space="preserve"> </w:t>
+            </w:r>
+            <w:r>
+              <w:rPr>
+                <w:rStyle w:val="VerbatimChar"/>
+              </w:rPr>
+              <w:t xml:space="preserve">CBcmRandomNumberGenerator</w:t>
+            </w:r>
+            <w:r>
+              <w:t xml:space="preserve">; for cryptographic seeding — the TLS entropy source in</w:t>
+            </w:r>
+            <w:r>
+              <w:t xml:space="preserve"> </w:t>
+            </w:r>
+            <w:r>
+              <w:rPr>
+                <w:rStyle w:val="VerbatimChar"/>
+              </w:rPr>
+              <w:t xml:space="preserve">user/tls/onyx_tls.hpp</w:t>
+            </w:r>
+            <w:r>
+              <w:t xml:space="preserve"> </w:t>
+            </w:r>
+            <w:r>
+              <w:t xml:space="preserve">feeds mbedTLS's CTR_DRBG from it)</w:t>
             </w:r>
           </w:p>
         </w:tc>

--- a/docs/exports/02-KERNEL-INTERNALS.docx
+++ b/docs/exports/02-KERNEL-INTERNALS.docx
@@ -8493,7 +8493,7 @@
               <w:t xml:space="preserve"> </w:t>
             </w:r>
             <w:r>
-              <w:t xml:space="preserve">(USB keyboard attached? — the</w:t>
+              <w:t xml:space="preserve">(USB keyboard attached? v26 — informational;</w:t>
             </w:r>
             <w:r>
               <w:t xml:space="preserve"> </w:t>
@@ -8508,7 +8508,7 @@
               <w:t xml:space="preserve"> </w:t>
             </w:r>
             <w:r>
-              <w:t xml:space="preserve">tool polls it at boot, v26),</w:t>
+              <w:t xml:space="preserve">no longer needs to poll it),</w:t>
             </w:r>
             <w:r>
               <w:t xml:space="preserve"> </w:t>
@@ -8538,7 +8538,22 @@
               <w:t xml:space="preserve"> </w:t>
             </w:r>
             <w:r>
-              <w:t xml:space="preserve">blob, v27),</w:t>
+              <w:t xml:space="preserve">blob, v27 — records it in a persistent snapshot and installs it on the keyboard whenever it attaches, so it needs no keyboard to be present; returns 1 once the blob is accepted, 0 only on a malformed blob. This removed the old boot race where</w:t>
+            </w:r>
+            <w:r>
+              <w:t xml:space="preserve"> </w:t>
+            </w:r>
+            <w:r>
+              <w:rPr>
+                <w:rStyle w:val="VerbatimChar"/>
+              </w:rPr>
+              <w:t xml:space="preserve">keyb</w:t>
+            </w:r>
+            <w:r>
+              <w:t xml:space="preserve"> </w:t>
+            </w:r>
+            <w:r>
+              <w:t xml:space="preserve">could time out waiting for USB enumeration and leave the keyboard map-less),</w:t>
             </w:r>
             <w:r>
               <w:t xml:space="preserve"> </w:t>
